--- a/results/tables/thermal_recovery_table.docx
+++ b/results/tables/thermal_recovery_table.docx
@@ -962,7 +962,7 @@
                 <w:szCs w:val="20"/>
                 <w:color w:val="000000"/>
               </w:rPr>
-              <w:t xml:space="preserve">0.50 ± 0.24</w:t>
+              <w:t xml:space="preserve">0.52 ± 0.27</w:t>
             </w:r>
           </w:p>
         </w:tc>
@@ -1127,7 +1127,7 @@
                 <w:szCs w:val="20"/>
                 <w:color w:val="000000"/>
               </w:rPr>
-              <w:t xml:space="preserve">5.09 ± 3.37</w:t>
+              <w:t xml:space="preserve">4.93 ± 3.93</w:t>
             </w:r>
           </w:p>
         </w:tc>
@@ -1505,7 +1505,7 @@
                 <w:szCs w:val="20"/>
                 <w:color w:val="000000"/>
               </w:rPr>
-              <w:t xml:space="preserve">1.05 ± 0.54</w:t>
+              <w:t xml:space="preserve">0.97 ± 0.56</w:t>
             </w:r>
           </w:p>
         </w:tc>
@@ -1560,7 +1560,7 @@
                 <w:szCs w:val="20"/>
                 <w:color w:val="000000"/>
               </w:rPr>
-              <w:t xml:space="preserve">0.42 ± 0.42</w:t>
+              <w:t xml:space="preserve">0.42 ± 0.44</w:t>
             </w:r>
           </w:p>
         </w:tc>
@@ -1615,7 +1615,7 @@
                 <w:szCs w:val="20"/>
                 <w:color w:val="000000"/>
               </w:rPr>
-              <w:t xml:space="preserve">0.19 ± 0.15</w:t>
+              <w:t xml:space="preserve">0.19 ± 0.16</w:t>
             </w:r>
           </w:p>
         </w:tc>
@@ -1670,7 +1670,7 @@
                 <w:szCs w:val="20"/>
                 <w:color w:val="000000"/>
               </w:rPr>
-              <w:t xml:space="preserve">3.65 ± 7.59</w:t>
+              <w:t xml:space="preserve">4.46 ± 7.72</w:t>
             </w:r>
           </w:p>
         </w:tc>
@@ -2048,7 +2048,7 @@
                 <w:szCs w:val="20"/>
                 <w:color w:val="000000"/>
               </w:rPr>
-              <w:t xml:space="preserve">0.53 ± 0.27</w:t>
+              <w:t xml:space="preserve">0.52 ± 0.28</w:t>
             </w:r>
           </w:p>
         </w:tc>
@@ -2103,7 +2103,7 @@
                 <w:szCs w:val="20"/>
                 <w:color w:val="000000"/>
               </w:rPr>
-              <w:t xml:space="preserve">0.42 ± 0.19</w:t>
+              <w:t xml:space="preserve">0.42 ± 0.20</w:t>
             </w:r>
           </w:p>
         </w:tc>
@@ -2213,7 +2213,7 @@
                 <w:szCs w:val="20"/>
                 <w:color w:val="000000"/>
               </w:rPr>
-              <w:t xml:space="preserve">4.14 ± 3.39</w:t>
+              <w:t xml:space="preserve">4.94 ± 3.54</w:t>
             </w:r>
           </w:p>
         </w:tc>
@@ -2591,7 +2591,7 @@
                 <w:szCs w:val="20"/>
                 <w:color w:val="000000"/>
               </w:rPr>
-              <w:t xml:space="preserve">0.73 ± 0.22</w:t>
+              <w:t xml:space="preserve">0.73 ± 0.24</w:t>
             </w:r>
           </w:p>
         </w:tc>
@@ -2646,7 +2646,7 @@
                 <w:szCs w:val="20"/>
                 <w:color w:val="000000"/>
               </w:rPr>
-              <w:t xml:space="preserve">0.37 ± 0.16</w:t>
+              <w:t xml:space="preserve">0.37 ± 0.17</w:t>
             </w:r>
           </w:p>
         </w:tc>
@@ -2701,7 +2701,7 @@
                 <w:szCs w:val="20"/>
                 <w:color w:val="000000"/>
               </w:rPr>
-              <w:t xml:space="preserve">0.20 ± 0.06</w:t>
+              <w:t xml:space="preserve">0.21 ± 0.06</w:t>
             </w:r>
           </w:p>
         </w:tc>
@@ -2756,7 +2756,7 @@
                 <w:szCs w:val="20"/>
                 <w:color w:val="000000"/>
               </w:rPr>
-              <w:t xml:space="preserve">7.02 ± 2.87</w:t>
+              <w:t xml:space="preserve">6.45 ± 3.14</w:t>
             </w:r>
           </w:p>
         </w:tc>
@@ -3147,7 +3147,7 @@
                 <w:szCs w:val="20"/>
                 <w:color w:val="000000"/>
               </w:rPr>
-              <w:t xml:space="preserve">0.06 ± 0.31</w:t>
+              <w:t xml:space="preserve">0.06 ± 0.33</w:t>
             </w:r>
           </w:p>
         </w:tc>
@@ -3202,7 +3202,7 @@
                 <w:szCs w:val="20"/>
                 <w:color w:val="000000"/>
               </w:rPr>
-              <w:t xml:space="preserve">0.29 ± 0.24</w:t>
+              <w:t xml:space="preserve">0.29 ± 0.25</w:t>
             </w:r>
           </w:p>
         </w:tc>
@@ -3312,7 +3312,7 @@
                 <w:szCs w:val="20"/>
                 <w:color w:val="000000"/>
               </w:rPr>
-              <w:t xml:space="preserve">12.65 ± 4.38</w:t>
+              <w:t xml:space="preserve">12.65 ± 4.63</w:t>
             </w:r>
           </w:p>
         </w:tc>
@@ -3690,7 +3690,7 @@
                 <w:szCs w:val="20"/>
                 <w:color w:val="000000"/>
               </w:rPr>
-              <w:t xml:space="preserve">0.83 ± 0.31</w:t>
+              <w:t xml:space="preserve">0.83 ± 0.33</w:t>
             </w:r>
           </w:p>
         </w:tc>
@@ -3745,7 +3745,7 @@
                 <w:szCs w:val="20"/>
                 <w:color w:val="000000"/>
               </w:rPr>
-              <w:t xml:space="preserve">0.29 ± 0.24</w:t>
+              <w:t xml:space="preserve">0.29 ± 0.25</w:t>
             </w:r>
           </w:p>
         </w:tc>
@@ -3855,7 +3855,7 @@
                 <w:szCs w:val="20"/>
                 <w:color w:val="000000"/>
               </w:rPr>
-              <w:t xml:space="preserve">1.89 ± 4.38</w:t>
+              <w:t xml:space="preserve">1.89 ± 4.63</w:t>
             </w:r>
           </w:p>
         </w:tc>
@@ -4233,7 +4233,7 @@
                 <w:szCs w:val="20"/>
                 <w:color w:val="000000"/>
               </w:rPr>
-              <w:t xml:space="preserve">0.43 ± 0.22</w:t>
+              <w:t xml:space="preserve">0.44 ± 0.23</w:t>
             </w:r>
           </w:p>
         </w:tc>
@@ -4288,7 +4288,7 @@
                 <w:szCs w:val="20"/>
                 <w:color w:val="000000"/>
               </w:rPr>
-              <w:t xml:space="preserve">0.35 ± 0.17</w:t>
+              <w:t xml:space="preserve">0.35 ± 0.18</w:t>
             </w:r>
           </w:p>
         </w:tc>
@@ -4343,7 +4343,7 @@
                 <w:szCs w:val="20"/>
                 <w:color w:val="000000"/>
               </w:rPr>
-              <w:t xml:space="preserve">0.18 ± 0.06</w:t>
+              <w:t xml:space="preserve">0.18 ± 0.07</w:t>
             </w:r>
           </w:p>
         </w:tc>
@@ -4398,7 +4398,7 @@
                 <w:szCs w:val="20"/>
                 <w:color w:val="000000"/>
               </w:rPr>
-              <w:t xml:space="preserve">5.35 ± 3.10</w:t>
+              <w:t xml:space="preserve">5.47 ± 3.24</w:t>
             </w:r>
           </w:p>
         </w:tc>
@@ -4776,7 +4776,7 @@
                 <w:szCs w:val="20"/>
                 <w:color w:val="000000"/>
               </w:rPr>
-              <w:t xml:space="preserve">0.47 ± 0.19</w:t>
+              <w:t xml:space="preserve">0.46 ± 0.21</w:t>
             </w:r>
           </w:p>
         </w:tc>
@@ -4831,7 +4831,7 @@
                 <w:szCs w:val="20"/>
                 <w:color w:val="000000"/>
               </w:rPr>
-              <w:t xml:space="preserve">0.46 ± 0.15</w:t>
+              <w:t xml:space="preserve">0.46 ± 0.16</w:t>
             </w:r>
           </w:p>
         </w:tc>
@@ -4886,7 +4886,7 @@
                 <w:szCs w:val="20"/>
                 <w:color w:val="000000"/>
               </w:rPr>
-              <w:t xml:space="preserve">0.19 ± 0.05</w:t>
+              <w:t xml:space="preserve">0.19 ± 0.06</w:t>
             </w:r>
           </w:p>
         </w:tc>
@@ -4941,7 +4941,7 @@
                 <w:szCs w:val="20"/>
                 <w:color w:val="000000"/>
               </w:rPr>
-              <w:t xml:space="preserve">4.18 ± 2.68</w:t>
+              <w:t xml:space="preserve">4.09 ± 2.92</w:t>
             </w:r>
           </w:p>
         </w:tc>
